--- a/publisher-submissions/ignatius/final-submission/sacrae-preces-volume-1-submission-a4.docx
+++ b/publisher-submissions/ignatius/final-submission/sacrae-preces-volume-1-submission-a4.docx
@@ -12581,22 +12581,6 @@
         <w:rPr>
           <w:szCs w:val="24"/>
         </w:rPr>
-      </w:pPr>
-      <w:r>
-        <w:rPr>
-          <w:szCs w:val="24"/>
-        </w:rPr>
-        <w:t>It is both a profession of faith and an invitation to prayer. In making the Sign of the Cross, we place ourselves consciously in the presence of God and remember the mystery at the heart of our faith.</w:t>
-      </w:r>
-    </w:p>
-    <w:p>
-      <w:pPr>
-        <w:pStyle w:val="SPBodyText"/>
-        <w:ind w:firstLine="0"/>
-        <w:jc w:val="left"/>
-        <w:rPr>
-          <w:szCs w:val="24"/>
-        </w:rPr>
         <w:sectPr>
           <w:type w:val="evenPage"/>
           <w:pgSz w:w="7920" w:h="12240" w:code="6"/>
@@ -12606,6 +12590,29 @@
           <w:docGrid w:linePitch="360"/>
         </w:sectPr>
       </w:pPr>
+      <w:r>
+        <w:rPr>
+          <w:szCs w:val="24"/>
+        </w:rPr>
+        <w:t>It is both a profession of faith and an invitation to prayer. In making the Sign of the Cross, we place ourselves consciously in the presence of God and remember the mystery at the heart of our faith.</w:t>
+      </w:r>
+    </w:p>
+    <w:p>
+      <w:pPr>
+        <w:pStyle w:val="SPBodyText"/>
+        <w:ind w:firstLine="0"/>
+        <w:jc w:val="left"/>
+        <w:rPr>
+          <w:szCs w:val="24"/>
+        </w:rPr>
+      </w:pPr>
+      <w:r>
+        <w:rPr>
+          <w:szCs w:val="24"/>
+        </w:rPr>
+        <w:lastRenderedPageBreak/>
+        <w:t xml:space="preserve">   </w:t>
+      </w:r>
     </w:p>
     <w:p>
       <w:pPr>
@@ -12613,7 +12620,6 @@
       </w:pPr>
       <w:bookmarkStart w:id="7" w:name="_Toc241555903"/>
       <w:r>
-        <w:lastRenderedPageBreak/>
         <w:t>English</w:t>
       </w:r>
       <w:bookmarkEnd w:id="7"/>
@@ -12797,22 +12803,76 @@
           <w:sz w:val="24"/>
           <w:szCs w:val="24"/>
         </w:rPr>
-        <w:t>in NOH-mee-neh PAH-tris,</w:t>
-      </w:r>
-      <w:r>
-        <w:rPr>
-          <w:sz w:val="24"/>
-          <w:szCs w:val="24"/>
-        </w:rPr>
-        <w:br/>
-      </w:r>
+        <w:t>in NOH-mee-</w:t>
+      </w:r>
+      <w:proofErr w:type="spellStart"/>
       <w:r>
         <w:rPr>
           <w:rStyle w:val="Emphasis"/>
           <w:sz w:val="24"/>
           <w:szCs w:val="24"/>
         </w:rPr>
-        <w:t>et FEE-lee-ee, et SPEE-ree-toos SAHNK-tee.</w:t>
+        <w:t>neh</w:t>
+      </w:r>
+      <w:proofErr w:type="spellEnd"/>
+      <w:r>
+        <w:rPr>
+          <w:rStyle w:val="Emphasis"/>
+          <w:sz w:val="24"/>
+          <w:szCs w:val="24"/>
+        </w:rPr>
+        <w:t xml:space="preserve"> PAH-tris,</w:t>
+      </w:r>
+      <w:r>
+        <w:rPr>
+          <w:sz w:val="24"/>
+          <w:szCs w:val="24"/>
+        </w:rPr>
+        <w:br/>
+      </w:r>
+      <w:r>
+        <w:rPr>
+          <w:rStyle w:val="Emphasis"/>
+          <w:sz w:val="24"/>
+          <w:szCs w:val="24"/>
+        </w:rPr>
+        <w:t>et FEE-lee-ee, et SPEE-</w:t>
+      </w:r>
+      <w:proofErr w:type="spellStart"/>
+      <w:r>
+        <w:rPr>
+          <w:rStyle w:val="Emphasis"/>
+          <w:sz w:val="24"/>
+          <w:szCs w:val="24"/>
+        </w:rPr>
+        <w:t>ree</w:t>
+      </w:r>
+      <w:proofErr w:type="spellEnd"/>
+      <w:r>
+        <w:rPr>
+          <w:rStyle w:val="Emphasis"/>
+          <w:sz w:val="24"/>
+          <w:szCs w:val="24"/>
+        </w:rPr>
+        <w:t>-</w:t>
+      </w:r>
+      <w:proofErr w:type="spellStart"/>
+      <w:r>
+        <w:rPr>
+          <w:rStyle w:val="Emphasis"/>
+          <w:sz w:val="24"/>
+          <w:szCs w:val="24"/>
+        </w:rPr>
+        <w:t>toos</w:t>
+      </w:r>
+      <w:proofErr w:type="spellEnd"/>
+      <w:r>
+        <w:rPr>
+          <w:rStyle w:val="Emphasis"/>
+          <w:sz w:val="24"/>
+          <w:szCs w:val="24"/>
+        </w:rPr>
+        <w:t xml:space="preserve"> SAHNK-tee.</w:t>
       </w:r>
       <w:r>
         <w:rPr>
@@ -13689,7 +13749,23 @@
           <w:sz w:val="24"/>
           <w:szCs w:val="24"/>
         </w:rPr>
-        <w:t xml:space="preserve"> “When you pray, say: Father, hallowed be your name. Your kingdom come. Give us each day our daily bread; and forgive us our sins, for we ourselves forgive every one who is indebted to us; and lead us not into temptation.”</w:t>
+        <w:t xml:space="preserve"> “When you pray, say: Father, hallowed be your name. Your kingdom come. Give us each day our daily bread; and forgive us our sins, for we ourselves forgive </w:t>
+      </w:r>
+      <w:proofErr w:type="spellStart"/>
+      <w:r>
+        <w:rPr>
+          <w:sz w:val="24"/>
+          <w:szCs w:val="24"/>
+        </w:rPr>
+        <w:t>every one</w:t>
+      </w:r>
+      <w:proofErr w:type="spellEnd"/>
+      <w:r>
+        <w:rPr>
+          <w:sz w:val="24"/>
+          <w:szCs w:val="24"/>
+        </w:rPr>
+        <w:t xml:space="preserve"> who is indebted to us; and lead us not into temptation.”</w:t>
       </w:r>
     </w:p>
     <w:p>
@@ -13804,6 +13880,7 @@
         </w:rPr>
         <w:t xml:space="preserve">. It is </w:t>
       </w:r>
+      <w:proofErr w:type="spellStart"/>
       <w:r>
         <w:rPr>
           <w:i/>
@@ -13812,6 +13889,7 @@
         </w:rPr>
         <w:t>our</w:t>
       </w:r>
+      <w:proofErr w:type="spellEnd"/>
       <w:r>
         <w:rPr>
           <w:szCs w:val="24"/>
@@ -22264,7 +22342,21 @@
         <w:rPr>
           <w:szCs w:val="24"/>
         </w:rPr>
-        <w:t>for he has looked with favor on his lowly servant.</w:t>
+        <w:t xml:space="preserve">for he has looked with </w:t>
+      </w:r>
+      <w:proofErr w:type="spellStart"/>
+      <w:r>
+        <w:rPr>
+          <w:szCs w:val="24"/>
+        </w:rPr>
+        <w:t>favor</w:t>
+      </w:r>
+      <w:proofErr w:type="spellEnd"/>
+      <w:r>
+        <w:rPr>
+          <w:szCs w:val="24"/>
+        </w:rPr>
+        <w:t xml:space="preserve"> on his lowly servant.</w:t>
       </w:r>
       <w:r>
         <w:rPr>
@@ -24337,7 +24429,21 @@
         <w:rPr>
           <w:szCs w:val="24"/>
         </w:rPr>
-        <w:t>The Nunc Dimittis is the song of Simeon, an elderly and faithful man who had been waiting for the fulfilment of God's promise. When Mary and Joseph brought the infant Jesus to the Temple, Simeon recognised Him as the promised salvation of God. Having seen Christ, Simeon could finally say that he was ready to depart in peace.The canticle is therefore a prayer of recognition and fulfilment. Simeon had waited, and God had been faithful to His promise. What he had hoped for was now before his eyes.</w:t>
+        <w:t xml:space="preserve">The Nunc Dimittis is the song of Simeon, an elderly and faithful man who had been waiting for the fulfilment of God's promise. When Mary and Joseph brought the infant Jesus to the Temple, Simeon recognised Him as the promised salvation of God. Having seen Christ, Simeon could finally say that he was ready to depart in </w:t>
+      </w:r>
+      <w:proofErr w:type="spellStart"/>
+      <w:r>
+        <w:rPr>
+          <w:szCs w:val="24"/>
+        </w:rPr>
+        <w:t>peace.The</w:t>
+      </w:r>
+      <w:proofErr w:type="spellEnd"/>
+      <w:r>
+        <w:rPr>
+          <w:szCs w:val="24"/>
+        </w:rPr>
+        <w:t xml:space="preserve"> canticle is therefore a prayer of recognition and fulfilment. Simeon had waited, and God had been faithful to His promise. What he had hoped for was now before his eyes.</w:t>
       </w:r>
       <w:r>
         <w:rPr>
@@ -24349,7 +24455,21 @@
         <w:rPr>
           <w:szCs w:val="24"/>
         </w:rPr>
-        <w:t>His words also remind us that God's salvation is not given to one people alone. Christ is proclaimed as a light for the nations and the glory of Israel.As we prepare for sleep, we can place the day into God's hands and rest in the knowledge that He remains faithful.</w:t>
+        <w:t xml:space="preserve">His words also remind us that God's salvation is not given to one people alone. Christ is proclaimed as a light for the nations and the glory of </w:t>
+      </w:r>
+      <w:proofErr w:type="spellStart"/>
+      <w:r>
+        <w:rPr>
+          <w:szCs w:val="24"/>
+        </w:rPr>
+        <w:t>Israel.As</w:t>
+      </w:r>
+      <w:proofErr w:type="spellEnd"/>
+      <w:r>
+        <w:rPr>
+          <w:szCs w:val="24"/>
+        </w:rPr>
+        <w:t xml:space="preserve"> we prepare for sleep, we can place the day into God's hands and rest in the knowledge that He remains faithful.</w:t>
       </w:r>
     </w:p>
     <w:p>
@@ -25803,7 +25923,21 @@
         <w:rPr>
           <w:szCs w:val="24"/>
         </w:rPr>
-        <w:t>What matters is not how many prayers we know, but that through them, we learn to turn towards God.The Morning Offering places the day itself into God's hands.</w:t>
+        <w:t xml:space="preserve">What matters is not how many prayers we know, but that through them, we learn to turn towards </w:t>
+      </w:r>
+      <w:proofErr w:type="spellStart"/>
+      <w:r>
+        <w:rPr>
+          <w:szCs w:val="24"/>
+        </w:rPr>
+        <w:t>God.The</w:t>
+      </w:r>
+      <w:proofErr w:type="spellEnd"/>
+      <w:r>
+        <w:rPr>
+          <w:szCs w:val="24"/>
+        </w:rPr>
+        <w:t xml:space="preserve"> Morning Offering places the day itself into God's hands.</w:t>
       </w:r>
     </w:p>
     <w:p>
@@ -28518,13 +28652,21 @@
           <w:sz w:val="24"/>
           <w:szCs w:val="24"/>
         </w:rPr>
-        <w:t xml:space="preserve"> we have beheld his glory, glory as the only</w:t>
-      </w:r>
+        <w:t xml:space="preserve"> we have beheld his glory, glory as the </w:t>
+      </w:r>
+      <w:proofErr w:type="gramStart"/>
       <w:r>
         <w:rPr>
           <w:sz w:val="24"/>
           <w:szCs w:val="24"/>
         </w:rPr>
+        <w:t>only</w:t>
+      </w:r>
+      <w:r>
+        <w:rPr>
+          <w:sz w:val="24"/>
+          <w:szCs w:val="24"/>
+        </w:rPr>
         <w:t>-</w:t>
       </w:r>
       <w:r>
@@ -28532,7 +28674,15 @@
           <w:sz w:val="24"/>
           <w:szCs w:val="24"/>
         </w:rPr>
-        <w:t>begotten Son from the Father.</w:t>
+        <w:t>begotten</w:t>
+      </w:r>
+      <w:proofErr w:type="gramEnd"/>
+      <w:r>
+        <w:rPr>
+          <w:sz w:val="24"/>
+          <w:szCs w:val="24"/>
+        </w:rPr>
+        <w:t xml:space="preserve"> Son from the Father.</w:t>
       </w:r>
     </w:p>
     <w:p>
@@ -29605,13 +29755,29 @@
           <w:iCs/>
           <w:szCs w:val="24"/>
         </w:rPr>
-        <w:t>Sanctify me. Save me. Wash me. Strengthen me. Hear me. Hide me. Defend me.</w:t>
-      </w:r>
-      <w:r>
-        <w:rPr>
-          <w:szCs w:val="24"/>
-        </w:rPr>
-        <w:t>And ultimately:</w:t>
+        <w:t xml:space="preserve">Sanctify me. Save me. Wash me. Strengthen me. Hear me. Hide me. Defend </w:t>
+      </w:r>
+      <w:proofErr w:type="spellStart"/>
+      <w:r>
+        <w:rPr>
+          <w:i/>
+          <w:iCs/>
+          <w:szCs w:val="24"/>
+        </w:rPr>
+        <w:t>me.</w:t>
+      </w:r>
+      <w:r>
+        <w:rPr>
+          <w:szCs w:val="24"/>
+        </w:rPr>
+        <w:t>And</w:t>
+      </w:r>
+      <w:proofErr w:type="spellEnd"/>
+      <w:r>
+        <w:rPr>
+          <w:szCs w:val="24"/>
+        </w:rPr>
+        <w:t xml:space="preserve"> ultimately:</w:t>
       </w:r>
     </w:p>
     <w:p>
@@ -30724,7 +30890,21 @@
         <w:rPr>
           <w:szCs w:val="24"/>
         </w:rPr>
-        <w:t>The Guardian Angel Prayer reminds us that we do not walk this journey alone. In moments of uncertainty, temptation, danger, or simply in the ordinary circumstances of each day, we can entrust ourselves to God's loving care.The prayer we learned as children can become, with the understanding of an adult, a prayer of trust:</w:t>
+        <w:t xml:space="preserve">The Guardian Angel Prayer reminds us that we do not walk this journey alone. In moments of uncertainty, temptation, danger, or simply in the ordinary circumstances of each day, we can entrust ourselves to God's loving </w:t>
+      </w:r>
+      <w:proofErr w:type="spellStart"/>
+      <w:r>
+        <w:rPr>
+          <w:szCs w:val="24"/>
+        </w:rPr>
+        <w:t>care.The</w:t>
+      </w:r>
+      <w:proofErr w:type="spellEnd"/>
+      <w:r>
+        <w:rPr>
+          <w:szCs w:val="24"/>
+        </w:rPr>
+        <w:t xml:space="preserve"> prayer we learned as children can become, with the understanding of an adult, a prayer of trust:</w:t>
       </w:r>
     </w:p>
     <w:p>
@@ -35332,7 +35512,21 @@
         <w:rPr>
           <w:szCs w:val="24"/>
         </w:rPr>
-        <w:t xml:space="preserve">And perhaps that is why this prayer need not be prayed only in moments of fear. Pray it before beginning a difficult day or situation. When temptation rears it’s head or when you feel spiritually weary. </w:t>
+        <w:t xml:space="preserve">And perhaps that is why this prayer need not be prayed only in moments of fear. Pray it before beginning a difficult day or situation. When temptation rears </w:t>
+      </w:r>
+      <w:proofErr w:type="spellStart"/>
+      <w:r>
+        <w:rPr>
+          <w:szCs w:val="24"/>
+        </w:rPr>
+        <w:t>it’s</w:t>
+      </w:r>
+      <w:proofErr w:type="spellEnd"/>
+      <w:r>
+        <w:rPr>
+          <w:szCs w:val="24"/>
+        </w:rPr>
+        <w:t xml:space="preserve"> head or when you feel spiritually weary. </w:t>
       </w:r>
     </w:p>
     <w:p>
@@ -36411,13 +36605,21 @@
           <w:sz w:val="24"/>
           <w:szCs w:val="24"/>
         </w:rPr>
-        <w:t>Be sober, be watchful. Your adversary the devil prowls around like a roaring lion, seeking some</w:t>
-      </w:r>
+        <w:t xml:space="preserve">Be sober, be watchful. Your adversary the devil prowls around like a roaring lion, seeking </w:t>
+      </w:r>
+      <w:proofErr w:type="spellStart"/>
       <w:r>
         <w:rPr>
           <w:sz w:val="24"/>
           <w:szCs w:val="24"/>
         </w:rPr>
+        <w:t>some</w:t>
+      </w:r>
+      <w:r>
+        <w:rPr>
+          <w:sz w:val="24"/>
+          <w:szCs w:val="24"/>
+        </w:rPr>
         <w:t xml:space="preserve"> </w:t>
       </w:r>
       <w:r>
@@ -36425,7 +36627,15 @@
           <w:sz w:val="24"/>
           <w:szCs w:val="24"/>
         </w:rPr>
-        <w:t>one to devour. Resist him, firm in your faith, knowing that the same experience of suffering is required of your brotherhood throughout the world.</w:t>
+        <w:t>one</w:t>
+      </w:r>
+      <w:proofErr w:type="spellEnd"/>
+      <w:r>
+        <w:rPr>
+          <w:sz w:val="24"/>
+          <w:szCs w:val="24"/>
+        </w:rPr>
+        <w:t xml:space="preserve"> to devour. Resist him, firm in your faith, knowing that the same experience of suffering is required of your brotherhood throughout the world.</w:t>
       </w:r>
     </w:p>
     <w:p>
@@ -41537,7 +41747,21 @@
         <w:rPr>
           <w:szCs w:val="24"/>
         </w:rPr>
-        <w:t>And Scripture continually brings us back to the same truth: God is near.He calls us to trust Him, to seek Him, and to remain faithful even when we cannot yet see where the road will lead.</w:t>
+        <w:t xml:space="preserve">And Scripture continually brings us back to the same truth: God is </w:t>
+      </w:r>
+      <w:proofErr w:type="spellStart"/>
+      <w:r>
+        <w:rPr>
+          <w:szCs w:val="24"/>
+        </w:rPr>
+        <w:t>near.He</w:t>
+      </w:r>
+      <w:proofErr w:type="spellEnd"/>
+      <w:r>
+        <w:rPr>
+          <w:szCs w:val="24"/>
+        </w:rPr>
+        <w:t xml:space="preserve"> calls us to trust Him, to seek Him, and to remain faithful even when we cannot yet see where the road will lead.</w:t>
       </w:r>
       <w:r>
         <w:rPr>
@@ -42098,22 +42322,42 @@
           <w:iCs/>
           <w:szCs w:val="24"/>
         </w:rPr>
-        <w:t>e, i, ae,</w:t>
-      </w:r>
-      <w:r>
-        <w:rPr>
-          <w:szCs w:val="24"/>
-        </w:rPr>
-        <w:t xml:space="preserve"> or </w:t>
-      </w:r>
+        <w:t xml:space="preserve">e, </w:t>
+      </w:r>
+      <w:proofErr w:type="spellStart"/>
       <w:r>
         <w:rPr>
           <w:i/>
           <w:iCs/>
           <w:szCs w:val="24"/>
         </w:rPr>
+        <w:t>i</w:t>
+      </w:r>
+      <w:proofErr w:type="spellEnd"/>
+      <w:r>
+        <w:rPr>
+          <w:i/>
+          <w:iCs/>
+          <w:szCs w:val="24"/>
+        </w:rPr>
+        <w:t>, ae,</w:t>
+      </w:r>
+      <w:r>
+        <w:rPr>
+          <w:szCs w:val="24"/>
+        </w:rPr>
+        <w:t xml:space="preserve"> or </w:t>
+      </w:r>
+      <w:proofErr w:type="spellStart"/>
+      <w:r>
+        <w:rPr>
+          <w:i/>
+          <w:iCs/>
+          <w:szCs w:val="24"/>
+        </w:rPr>
         <w:t>oe</w:t>
       </w:r>
+      <w:proofErr w:type="spellEnd"/>
       <w:r>
         <w:rPr>
           <w:szCs w:val="24"/>
@@ -42198,22 +42442,42 @@
           <w:iCs/>
           <w:szCs w:val="24"/>
         </w:rPr>
-        <w:t>e, i, ae,</w:t>
-      </w:r>
-      <w:r>
-        <w:rPr>
-          <w:szCs w:val="24"/>
-        </w:rPr>
-        <w:t xml:space="preserve"> or </w:t>
-      </w:r>
+        <w:t xml:space="preserve">e, </w:t>
+      </w:r>
+      <w:proofErr w:type="spellStart"/>
       <w:r>
         <w:rPr>
           <w:i/>
           <w:iCs/>
           <w:szCs w:val="24"/>
         </w:rPr>
+        <w:t>i</w:t>
+      </w:r>
+      <w:proofErr w:type="spellEnd"/>
+      <w:r>
+        <w:rPr>
+          <w:i/>
+          <w:iCs/>
+          <w:szCs w:val="24"/>
+        </w:rPr>
+        <w:t>, ae,</w:t>
+      </w:r>
+      <w:r>
+        <w:rPr>
+          <w:szCs w:val="24"/>
+        </w:rPr>
+        <w:t xml:space="preserve"> or </w:t>
+      </w:r>
+      <w:proofErr w:type="spellStart"/>
+      <w:r>
+        <w:rPr>
+          <w:i/>
+          <w:iCs/>
+          <w:szCs w:val="24"/>
+        </w:rPr>
         <w:t>oe</w:t>
       </w:r>
+      <w:proofErr w:type="spellEnd"/>
       <w:r>
         <w:rPr>
           <w:szCs w:val="24"/>
@@ -42320,6 +42584,7 @@
         </w:rPr>
         <w:t xml:space="preserve"> and </w:t>
       </w:r>
+      <w:proofErr w:type="spellStart"/>
       <w:r>
         <w:rPr>
           <w:b/>
@@ -42328,6 +42593,7 @@
         </w:rPr>
         <w:t>oe</w:t>
       </w:r>
+      <w:proofErr w:type="spellEnd"/>
       <w:r>
         <w:rPr>
           <w:szCs w:val="24"/>
@@ -42723,8 +42989,16 @@
         <w:rPr>
           <w:szCs w:val="24"/>
         </w:rPr>
-        <w:t>qui es in caelis</w:t>
-      </w:r>
+        <w:t xml:space="preserve">qui es in </w:t>
+      </w:r>
+      <w:proofErr w:type="spellStart"/>
+      <w:r>
+        <w:rPr>
+          <w:szCs w:val="24"/>
+        </w:rPr>
+        <w:t>caelis</w:t>
+      </w:r>
+      <w:proofErr w:type="spellEnd"/>
       <w:r>
         <w:rPr>
           <w:szCs w:val="24"/>
